--- a/Documents/API Documents/5. Rectangle  Box Breakout Alert.docx
+++ b/Documents/API Documents/5. Rectangle  Box Breakout Alert.docx
@@ -527,7 +527,25 @@
                 <w:sz w:val="18"/>
                 <w:szCs w:val="18"/>
               </w:rPr>
-              <w:t>/api/eodanalytics/MarketAlert/RectangleBreakout/{exchange}/{ticker?}</w:t>
+              <w:t>/api/eodanalytics/MarketAlert/Rectangle</w:t>
+            </w:r>
+            <w:bookmarkStart w:id="0" w:name="_GoBack"/>
+            <w:r>
+              <w:rPr>
+                <w:rFonts w:hint="default" w:eastAsia="Consolas" w:cs="Cambria" w:asciiTheme="minorAscii" w:hAnsiTheme="minorAscii"/>
+                <w:sz w:val="18"/>
+                <w:szCs w:val="18"/>
+              </w:rPr>
+              <w:t>Breakout</w:t>
+            </w:r>
+            <w:bookmarkEnd w:id="0"/>
+            <w:r>
+              <w:rPr>
+                <w:rFonts w:hint="default" w:eastAsia="Consolas" w:cs="Cambria" w:asciiTheme="minorAscii" w:hAnsiTheme="minorAscii"/>
+                <w:sz w:val="18"/>
+                <w:szCs w:val="18"/>
+              </w:rPr>
+              <w:t>/{exchange}/{ticker?}</w:t>
             </w:r>
           </w:p>
         </w:tc>
@@ -2532,246 +2550,6 @@
           </w:p>
         </w:tc>
       </w:tr>
-      <w:tr>
-        <w:tblPrEx>
-          <w:tblBorders>
-            <w:top w:val="single" w:color="auto" w:sz="4" w:space="0"/>
-            <w:left w:val="single" w:color="auto" w:sz="4" w:space="0"/>
-            <w:bottom w:val="single" w:color="auto" w:sz="4" w:space="0"/>
-            <w:right w:val="single" w:color="auto" w:sz="4" w:space="0"/>
-            <w:insideH w:val="single" w:color="auto" w:sz="4" w:space="0"/>
-            <w:insideV w:val="single" w:color="auto" w:sz="4" w:space="0"/>
-          </w:tblBorders>
-          <w:tblCellMar>
-            <w:top w:w="0" w:type="dxa"/>
-            <w:left w:w="10" w:type="dxa"/>
-            <w:bottom w:w="0" w:type="dxa"/>
-            <w:right w:w="10" w:type="dxa"/>
-          </w:tblCellMar>
-        </w:tblPrEx>
-        <w:tc>
-          <w:tcPr>
-            <w:tcW w:w="1883" w:type="dxa"/>
-            <w:tcBorders>
-              <w:top w:val="single" w:color="BFC5CD" w:sz="4" w:space="0"/>
-              <w:left w:val="single" w:color="BFC5CD" w:sz="4" w:space="0"/>
-              <w:bottom w:val="single" w:color="BFC5CD" w:sz="4" w:space="0"/>
-              <w:right w:val="single" w:color="BFC5CD" w:sz="4" w:space="0"/>
-            </w:tcBorders>
-            <w:tcMar>
-              <w:top w:w="60" w:type="dxa"/>
-              <w:left w:w="100" w:type="dxa"/>
-              <w:bottom w:w="60" w:type="dxa"/>
-              <w:right w:w="100" w:type="dxa"/>
-            </w:tcMar>
-          </w:tcPr>
-          <w:p>
-            <w:pPr>
-              <w:rPr>
-                <w:rFonts w:hint="default" w:ascii="Calibri" w:hAnsi="Calibri" w:eastAsia="Consolas" w:cs="Calibri"/>
-                <w:sz w:val="20"/>
-                <w:szCs w:val="20"/>
-              </w:rPr>
-            </w:pPr>
-            <w:r>
-              <w:rPr>
-                <w:rFonts w:hint="default"/>
-                <w:sz w:val="20"/>
-                <w:szCs w:val="20"/>
-              </w:rPr>
-              <w:t xml:space="preserve">breakout         </w:t>
-            </w:r>
-          </w:p>
-        </w:tc>
-        <w:tc>
-          <w:tcPr>
-            <w:tcW w:w="1068" w:type="dxa"/>
-            <w:tcBorders>
-              <w:top w:val="single" w:color="BFC5CD" w:sz="4" w:space="0"/>
-              <w:left w:val="single" w:color="BFC5CD" w:sz="4" w:space="0"/>
-              <w:bottom w:val="single" w:color="BFC5CD" w:sz="4" w:space="0"/>
-              <w:right w:val="single" w:color="BFC5CD" w:sz="4" w:space="0"/>
-            </w:tcBorders>
-            <w:tcMar>
-              <w:top w:w="60" w:type="dxa"/>
-              <w:left w:w="100" w:type="dxa"/>
-              <w:bottom w:w="60" w:type="dxa"/>
-              <w:right w:w="100" w:type="dxa"/>
-            </w:tcMar>
-          </w:tcPr>
-          <w:p>
-            <w:pPr>
-              <w:rPr>
-                <w:rFonts w:hint="default" w:ascii="Calibri" w:hAnsi="Calibri" w:eastAsia="Consolas" w:cs="Calibri"/>
-                <w:sz w:val="20"/>
-                <w:szCs w:val="20"/>
-              </w:rPr>
-            </w:pPr>
-            <w:r>
-              <w:rPr>
-                <w:rFonts w:hint="default"/>
-                <w:sz w:val="20"/>
-                <w:szCs w:val="20"/>
-              </w:rPr>
-              <w:t xml:space="preserve">bool   </w:t>
-            </w:r>
-          </w:p>
-        </w:tc>
-        <w:tc>
-          <w:tcPr>
-            <w:tcW w:w="6075" w:type="dxa"/>
-            <w:tcBorders>
-              <w:top w:val="single" w:color="BFC5CD" w:sz="4" w:space="0"/>
-              <w:left w:val="single" w:color="BFC5CD" w:sz="4" w:space="0"/>
-              <w:bottom w:val="single" w:color="BFC5CD" w:sz="4" w:space="0"/>
-              <w:right w:val="single" w:color="BFC5CD" w:sz="4" w:space="0"/>
-            </w:tcBorders>
-            <w:tcMar>
-              <w:top w:w="60" w:type="dxa"/>
-              <w:left w:w="100" w:type="dxa"/>
-              <w:bottom w:w="60" w:type="dxa"/>
-              <w:right w:w="100" w:type="dxa"/>
-            </w:tcMar>
-          </w:tcPr>
-          <w:p>
-            <w:pPr>
-              <w:rPr>
-                <w:rFonts w:hint="default" w:ascii="Calibri" w:hAnsi="Calibri" w:eastAsia="Consolas" w:cs="Calibri"/>
-                <w:sz w:val="20"/>
-                <w:szCs w:val="20"/>
-              </w:rPr>
-            </w:pPr>
-            <w:r>
-              <w:rPr>
-                <w:rFonts w:hint="default"/>
-                <w:sz w:val="20"/>
-                <w:szCs w:val="20"/>
-              </w:rPr>
-              <w:t xml:space="preserve">Whether the latest Close has broken Top or Bottom             </w:t>
-            </w:r>
-          </w:p>
-        </w:tc>
-      </w:tr>
-      <w:tr>
-        <w:tblPrEx>
-          <w:tblBorders>
-            <w:top w:val="single" w:color="auto" w:sz="4" w:space="0"/>
-            <w:left w:val="single" w:color="auto" w:sz="4" w:space="0"/>
-            <w:bottom w:val="single" w:color="auto" w:sz="4" w:space="0"/>
-            <w:right w:val="single" w:color="auto" w:sz="4" w:space="0"/>
-            <w:insideH w:val="single" w:color="auto" w:sz="4" w:space="0"/>
-            <w:insideV w:val="single" w:color="auto" w:sz="4" w:space="0"/>
-          </w:tblBorders>
-          <w:tblCellMar>
-            <w:top w:w="0" w:type="dxa"/>
-            <w:left w:w="10" w:type="dxa"/>
-            <w:bottom w:w="0" w:type="dxa"/>
-            <w:right w:w="10" w:type="dxa"/>
-          </w:tblCellMar>
-        </w:tblPrEx>
-        <w:tc>
-          <w:tcPr>
-            <w:tcW w:w="1883" w:type="dxa"/>
-            <w:tcBorders>
-              <w:top w:val="single" w:color="BFC5CD" w:sz="4" w:space="0"/>
-              <w:left w:val="single" w:color="BFC5CD" w:sz="4" w:space="0"/>
-              <w:bottom w:val="single" w:color="BFC5CD" w:sz="4" w:space="0"/>
-              <w:right w:val="single" w:color="BFC5CD" w:sz="4" w:space="0"/>
-            </w:tcBorders>
-            <w:tcMar>
-              <w:top w:w="60" w:type="dxa"/>
-              <w:left w:w="100" w:type="dxa"/>
-              <w:bottom w:w="60" w:type="dxa"/>
-              <w:right w:w="100" w:type="dxa"/>
-            </w:tcMar>
-          </w:tcPr>
-          <w:p>
-            <w:pPr>
-              <w:rPr>
-                <w:rFonts w:hint="default" w:ascii="Calibri" w:hAnsi="Calibri" w:eastAsia="Consolas" w:cs="Calibri"/>
-                <w:sz w:val="20"/>
-                <w:szCs w:val="20"/>
-              </w:rPr>
-            </w:pPr>
-            <w:r>
-              <w:rPr>
-                <w:rFonts w:hint="default"/>
-                <w:sz w:val="20"/>
-                <w:szCs w:val="20"/>
-              </w:rPr>
-              <w:t>breakoutDirection</w:t>
-            </w:r>
-          </w:p>
-        </w:tc>
-        <w:tc>
-          <w:tcPr>
-            <w:tcW w:w="1068" w:type="dxa"/>
-            <w:tcBorders>
-              <w:top w:val="single" w:color="BFC5CD" w:sz="4" w:space="0"/>
-              <w:left w:val="single" w:color="BFC5CD" w:sz="4" w:space="0"/>
-              <w:bottom w:val="single" w:color="BFC5CD" w:sz="4" w:space="0"/>
-              <w:right w:val="single" w:color="BFC5CD" w:sz="4" w:space="0"/>
-            </w:tcBorders>
-            <w:tcMar>
-              <w:top w:w="60" w:type="dxa"/>
-              <w:left w:w="100" w:type="dxa"/>
-              <w:bottom w:w="60" w:type="dxa"/>
-              <w:right w:w="100" w:type="dxa"/>
-            </w:tcMar>
-          </w:tcPr>
-          <w:p>
-            <w:pPr>
-              <w:rPr>
-                <w:rFonts w:hint="default" w:ascii="Calibri" w:hAnsi="Calibri" w:eastAsia="Consolas" w:cs="Calibri"/>
-                <w:sz w:val="20"/>
-                <w:szCs w:val="20"/>
-              </w:rPr>
-            </w:pPr>
-            <w:r>
-              <w:rPr>
-                <w:rFonts w:hint="default"/>
-                <w:sz w:val="20"/>
-                <w:szCs w:val="20"/>
-              </w:rPr>
-              <w:t xml:space="preserve">string </w:t>
-            </w:r>
-          </w:p>
-        </w:tc>
-        <w:tc>
-          <w:tcPr>
-            <w:tcW w:w="6075" w:type="dxa"/>
-            <w:tcBorders>
-              <w:top w:val="single" w:color="BFC5CD" w:sz="4" w:space="0"/>
-              <w:left w:val="single" w:color="BFC5CD" w:sz="4" w:space="0"/>
-              <w:bottom w:val="single" w:color="BFC5CD" w:sz="4" w:space="0"/>
-              <w:right w:val="single" w:color="BFC5CD" w:sz="4" w:space="0"/>
-            </w:tcBorders>
-            <w:tcMar>
-              <w:top w:w="60" w:type="dxa"/>
-              <w:left w:w="100" w:type="dxa"/>
-              <w:bottom w:w="60" w:type="dxa"/>
-              <w:right w:w="100" w:type="dxa"/>
-            </w:tcMar>
-          </w:tcPr>
-          <w:p>
-            <w:pPr>
-              <w:rPr>
-                <w:rFonts w:hint="default" w:ascii="Calibri" w:hAnsi="Calibri" w:eastAsia="Consolas" w:cs="Calibri"/>
-                <w:sz w:val="20"/>
-                <w:szCs w:val="20"/>
-              </w:rPr>
-            </w:pPr>
-            <w:r>
-              <w:rPr>
-                <w:rFonts w:hint="default"/>
-                <w:sz w:val="20"/>
-                <w:szCs w:val="20"/>
-              </w:rPr>
-              <w:t xml:space="preserve">`Bullish`, `Bearish`, or `None`                               </w:t>
-            </w:r>
-          </w:p>
-        </w:tc>
-      </w:tr>
     </w:tbl>
     <w:p>
       <w:pPr>
@@ -3143,53 +2921,7 @@
           <w:sz w:val="17"/>
           <w:szCs w:val="17"/>
         </w:rPr>
-        <w:t xml:space="preserve">      "lastCandleDate": "2026-09-28",</w:t>
-      </w:r>
-    </w:p>
-    <w:p>
-      <w:pPr>
-        <w:pBdr>
-          <w:left w:val="single" w:color="9CA3AF" w:sz="12" w:space="6"/>
-        </w:pBdr>
-        <w:shd w:val="clear" w:color="auto" w:fill="F3F4F6"/>
-        <w:spacing w:after="160" w:line="260" w:lineRule="auto"/>
-        <w:ind w:left="120" w:right="120"/>
-        <w:rPr>
-          <w:rFonts w:hint="default" w:ascii="Consolas" w:hAnsi="Consolas" w:eastAsia="Consolas" w:cs="Consolas"/>
-          <w:sz w:val="17"/>
-          <w:szCs w:val="17"/>
-        </w:rPr>
-      </w:pPr>
-      <w:r>
-        <w:rPr>
-          <w:rFonts w:hint="default" w:ascii="Consolas" w:hAnsi="Consolas" w:eastAsia="Consolas" w:cs="Consolas"/>
-          <w:sz w:val="17"/>
-          <w:szCs w:val="17"/>
-        </w:rPr>
-        <w:t xml:space="preserve">      "breakout": true,</w:t>
-      </w:r>
-    </w:p>
-    <w:p>
-      <w:pPr>
-        <w:pBdr>
-          <w:left w:val="single" w:color="9CA3AF" w:sz="12" w:space="6"/>
-        </w:pBdr>
-        <w:shd w:val="clear" w:color="auto" w:fill="F3F4F6"/>
-        <w:spacing w:after="160" w:line="260" w:lineRule="auto"/>
-        <w:ind w:left="120" w:right="120"/>
-        <w:rPr>
-          <w:rFonts w:hint="default" w:ascii="Consolas" w:hAnsi="Consolas" w:eastAsia="Consolas" w:cs="Consolas"/>
-          <w:sz w:val="17"/>
-          <w:szCs w:val="17"/>
-        </w:rPr>
-      </w:pPr>
-      <w:r>
-        <w:rPr>
-          <w:rFonts w:hint="default" w:ascii="Consolas" w:hAnsi="Consolas" w:eastAsia="Consolas" w:cs="Consolas"/>
-          <w:sz w:val="17"/>
-          <w:szCs w:val="17"/>
-        </w:rPr>
-        <w:t xml:space="preserve">      "breakoutDirection": "Bullish"</w:t>
+        <w:t xml:space="preserve">      "lastCandleDate": "2026-09-28"</w:t>
       </w:r>
     </w:p>
     <w:p>
@@ -4252,7 +3984,6 @@
         <w:keepLines w:val="0"/>
         <w:widowControl/>
         <w:suppressLineNumbers w:val="0"/>
-        <w:rPr/>
       </w:pPr>
       <w:r>
         <w:t>Find the highest High within the analysis window.</w:t>
@@ -4275,7 +4006,6 @@
         <w:keepLines w:val="0"/>
         <w:widowControl/>
         <w:suppressLineNumbers w:val="0"/>
-        <w:rPr/>
       </w:pPr>
     </w:p>
     <w:p>
@@ -4284,7 +4014,6 @@
         <w:keepLines w:val="0"/>
         <w:widowControl/>
         <w:suppressLineNumbers w:val="0"/>
-        <w:rPr/>
       </w:pPr>
       <w:r>
         <w:t>For example:</w:t>
@@ -4296,7 +4025,6 @@
         <w:keepLines w:val="0"/>
         <w:widowControl/>
         <w:suppressLineNumbers w:val="0"/>
-        <w:rPr/>
       </w:pPr>
       <w:r>
         <w:t>High values:</w:t>
@@ -4308,7 +4036,6 @@
         <w:keepLines w:val="0"/>
         <w:widowControl/>
         <w:suppressLineNumbers w:val="0"/>
-        <w:rPr/>
       </w:pPr>
       <w:r>
         <w:t>410</w:t>
@@ -4320,7 +4047,6 @@
         <w:keepLines w:val="0"/>
         <w:widowControl/>
         <w:suppressLineNumbers w:val="0"/>
-        <w:rPr/>
       </w:pPr>
       <w:r>
         <w:t>415</w:t>
@@ -4332,7 +4058,6 @@
         <w:keepLines w:val="0"/>
         <w:widowControl/>
         <w:suppressLineNumbers w:val="0"/>
-        <w:rPr/>
       </w:pPr>
       <w:r>
         <w:t>425</w:t>
@@ -4344,7 +4069,6 @@
         <w:keepLines w:val="0"/>
         <w:widowControl/>
         <w:suppressLineNumbers w:val="0"/>
-        <w:rPr/>
       </w:pPr>
       <w:r>
         <w:t>418</w:t>
@@ -4356,7 +4080,6 @@
         <w:keepLines w:val="0"/>
         <w:widowControl/>
         <w:suppressLineNumbers w:val="0"/>
-        <w:rPr/>
       </w:pPr>
       <w:r>
         <w:t>423</w:t>
@@ -4379,7 +4102,6 @@
         <w:keepLines w:val="0"/>
         <w:widowControl/>
         <w:suppressLineNumbers w:val="0"/>
-        <w:rPr/>
       </w:pPr>
     </w:p>
     <w:p>
@@ -4388,7 +4110,6 @@
         <w:keepLines w:val="0"/>
         <w:widowControl/>
         <w:suppressLineNumbers w:val="0"/>
-        <w:rPr/>
       </w:pPr>
       <w:r>
         <w:t>Then:</w:t>
@@ -4400,7 +4121,6 @@
         <w:keepLines w:val="0"/>
         <w:widowControl/>
         <w:suppressLineNumbers w:val="0"/>
-        <w:rPr/>
       </w:pPr>
       <w:r>
         <w:t>Top = 425</w:t>
@@ -4464,7 +4184,6 @@
         <w:keepLines w:val="0"/>
         <w:widowControl/>
         <w:suppressLineNumbers w:val="0"/>
-        <w:rPr/>
       </w:pPr>
       <w:r>
         <w:t>Find the lowest Low within the analysis window.</w:t>
@@ -4477,7 +4196,6 @@
         <w:keepLines w:val="0"/>
         <w:widowControl/>
         <w:suppressLineNumbers w:val="0"/>
-        <w:rPr/>
       </w:pPr>
       <w:r>
         <w:t>Bottom = MIN(Low)</w:t>
@@ -4490,7 +4208,6 @@
         <w:keepLines w:val="0"/>
         <w:widowControl/>
         <w:suppressLineNumbers w:val="0"/>
-        <w:rPr/>
       </w:pPr>
       <w:r>
         <w:t>For example:</w:t>
@@ -4503,7 +4220,6 @@
         <w:keepLines w:val="0"/>
         <w:widowControl/>
         <w:suppressLineNumbers w:val="0"/>
-        <w:rPr/>
       </w:pPr>
       <w:r>
         <w:t>Low values:</w:t>
@@ -4516,7 +4232,6 @@
         <w:keepLines w:val="0"/>
         <w:widowControl/>
         <w:suppressLineNumbers w:val="0"/>
-        <w:rPr/>
       </w:pPr>
       <w:r>
         <w:t>395</w:t>
@@ -4529,7 +4244,6 @@
         <w:keepLines w:val="0"/>
         <w:widowControl/>
         <w:suppressLineNumbers w:val="0"/>
-        <w:rPr/>
       </w:pPr>
       <w:r>
         <w:t>390</w:t>
@@ -4542,7 +4256,6 @@
         <w:keepLines w:val="0"/>
         <w:widowControl/>
         <w:suppressLineNumbers w:val="0"/>
-        <w:rPr/>
       </w:pPr>
       <w:r>
         <w:t>394</w:t>
@@ -4555,7 +4268,6 @@
         <w:keepLines w:val="0"/>
         <w:widowControl/>
         <w:suppressLineNumbers w:val="0"/>
-        <w:rPr/>
       </w:pPr>
       <w:r>
         <w:t>392</w:t>
@@ -4568,7 +4280,6 @@
         <w:keepLines w:val="0"/>
         <w:widowControl/>
         <w:suppressLineNumbers w:val="0"/>
-        <w:rPr/>
       </w:pPr>
       <w:r>
         <w:t>398</w:t>
@@ -4581,7 +4292,6 @@
         <w:keepLines w:val="0"/>
         <w:widowControl/>
         <w:suppressLineNumbers w:val="0"/>
-        <w:rPr/>
       </w:pPr>
       <w:r>
         <w:t>...</w:t>
@@ -4594,7 +4304,6 @@
         <w:keepLines w:val="0"/>
         <w:widowControl/>
         <w:suppressLineNumbers w:val="0"/>
-        <w:rPr/>
       </w:pPr>
       <w:r>
         <w:t>Then:</w:t>
@@ -4607,7 +4316,6 @@
         <w:keepLines w:val="0"/>
         <w:widowControl/>
         <w:suppressLineNumbers w:val="0"/>
-        <w:rPr/>
       </w:pPr>
       <w:r>
         <w:t>Bottom = 390</w:t>
@@ -4679,7 +4387,6 @@
         <w:keepLines w:val="0"/>
         <w:widowControl/>
         <w:suppressLineNumbers w:val="0"/>
-        <w:rPr/>
       </w:pPr>
       <w:r>
         <w:t>The requirement says:</w:t>
@@ -4691,7 +4398,6 @@
         <w:keepLines w:val="0"/>
         <w:widowControl/>
         <w:suppressLineNumbers w:val="0"/>
-        <w:rPr/>
       </w:pPr>
       <w:r>
         <w:rPr>
@@ -4706,7 +4412,6 @@
         <w:keepLines w:val="0"/>
         <w:widowControl/>
         <w:suppressLineNumbers w:val="0"/>
-        <w:rPr/>
       </w:pPr>
       <w:r>
         <w:t>The 1% tolerance can be calculated as:</w:t>
@@ -4718,7 +4423,6 @@
         <w:keepLines w:val="0"/>
         <w:widowControl/>
         <w:suppressLineNumbers w:val="0"/>
-        <w:rPr/>
       </w:pPr>
       <w:r>
         <w:t>High &gt;= Top × 0.99</w:t>
@@ -4730,7 +4434,6 @@
         <w:keepLines w:val="0"/>
         <w:widowControl/>
         <w:suppressLineNumbers w:val="0"/>
-        <w:rPr/>
       </w:pPr>
       <w:r>
         <w:t>and:</w:t>
@@ -4742,7 +4445,6 @@
         <w:keepLines w:val="0"/>
         <w:widowControl/>
         <w:suppressLineNumbers w:val="0"/>
-        <w:rPr/>
       </w:pPr>
       <w:r>
         <w:t>High &lt;= Top</w:t>
@@ -4754,7 +4456,6 @@
         <w:keepLines w:val="0"/>
         <w:widowControl/>
         <w:suppressLineNumbers w:val="0"/>
-        <w:rPr/>
       </w:pPr>
       <w:r>
         <w:t>Therefore, count all High values satisfying:</w:t>
@@ -4766,7 +4467,6 @@
         <w:keepLines w:val="0"/>
         <w:widowControl/>
         <w:suppressLineNumbers w:val="0"/>
-        <w:rPr/>
       </w:pPr>
       <w:r>
         <w:t>Top × 0.99 &lt;= High &lt;= Top</w:t>
@@ -4778,7 +4478,6 @@
         <w:keepLines w:val="0"/>
         <w:widowControl/>
         <w:suppressLineNumbers w:val="0"/>
-        <w:rPr/>
       </w:pPr>
       <w:r>
         <w:t>The pattern requires:</w:t>
@@ -4790,7 +4489,6 @@
         <w:keepLines w:val="0"/>
         <w:widowControl/>
         <w:suppressLineNumbers w:val="0"/>
-        <w:rPr/>
       </w:pPr>
       <w:r>
         <w:t>HighCount &gt;= 2</w:t>
@@ -4853,7 +4551,6 @@
         <w:keepLines w:val="0"/>
         <w:widowControl/>
         <w:suppressLineNumbers w:val="0"/>
-        <w:rPr/>
       </w:pPr>
       <w:r>
         <w:t>The requirement says:</w:t>
@@ -4865,7 +4562,6 @@
         <w:keepLines w:val="0"/>
         <w:widowControl/>
         <w:suppressLineNumbers w:val="0"/>
-        <w:rPr/>
       </w:pPr>
       <w:r>
         <w:rPr>
@@ -4880,7 +4576,6 @@
         <w:keepLines w:val="0"/>
         <w:widowControl/>
         <w:suppressLineNumbers w:val="0"/>
-        <w:rPr/>
       </w:pPr>
       <w:r>
         <w:t>The direct lower-level tolerance is:</w:t>
@@ -4892,7 +4587,6 @@
         <w:keepLines w:val="0"/>
         <w:widowControl/>
         <w:suppressLineNumbers w:val="0"/>
-        <w:rPr/>
       </w:pPr>
       <w:r>
         <w:t>Bottom &lt;= Low &lt;= Bottom × 1.01</w:t>
@@ -4904,7 +4598,6 @@
         <w:keepLines w:val="0"/>
         <w:widowControl/>
         <w:suppressLineNumbers w:val="0"/>
-        <w:rPr/>
       </w:pPr>
       <w:r>
         <w:t>Therefore, count all Low values satisfying:</w:t>
@@ -4916,7 +4609,6 @@
         <w:keepLines w:val="0"/>
         <w:widowControl/>
         <w:suppressLineNumbers w:val="0"/>
-        <w:rPr/>
       </w:pPr>
       <w:r>
         <w:t>Bottom &lt;= Low &lt;= Bottom × 1.01</w:t>
@@ -4928,7 +4620,6 @@
         <w:keepLines w:val="0"/>
         <w:widowControl/>
         <w:suppressLineNumbers w:val="0"/>
-        <w:rPr/>
       </w:pPr>
       <w:r>
         <w:t>The pattern requires:</w:t>
@@ -4940,7 +4631,6 @@
         <w:keepLines w:val="0"/>
         <w:widowControl/>
         <w:suppressLineNumbers w:val="0"/>
-        <w:rPr/>
       </w:pPr>
       <w:r>
         <w:t>LowCount &gt;= 2</w:t>
@@ -5003,7 +4693,6 @@
         <w:keepLines w:val="0"/>
         <w:widowControl/>
         <w:suppressLineNumbers w:val="0"/>
-        <w:rPr/>
       </w:pPr>
       <w:r>
         <w:t>Calculate the percentage range:</w:t>
@@ -5015,7 +4704,6 @@
         <w:keepLines w:val="0"/>
         <w:widowControl/>
         <w:suppressLineNumbers w:val="0"/>
-        <w:rPr/>
       </w:pPr>
       <w:r>
         <w:t>RangePercentage = ((Top - Bottom) / Bottom) × 100</w:t>
@@ -5027,7 +4715,6 @@
         <w:keepLines w:val="0"/>
         <w:widowControl/>
         <w:suppressLineNumbers w:val="0"/>
-        <w:rPr/>
       </w:pPr>
       <w:r>
         <w:t>The requirement specifies:</w:t>
@@ -5039,7 +4726,6 @@
         <w:keepLines w:val="0"/>
         <w:widowControl/>
         <w:suppressLineNumbers w:val="0"/>
-        <w:rPr/>
       </w:pPr>
       <w:r>
         <w:t>(Top - Bottom) / Bottom &lt;= 10%</w:t>
@@ -5051,7 +4737,6 @@
         <w:keepLines w:val="0"/>
         <w:widowControl/>
         <w:suppressLineNumbers w:val="0"/>
-        <w:rPr/>
       </w:pPr>
       <w:r>
         <w:t>Therefore:</w:t>
@@ -5063,7 +4748,6 @@
         <w:keepLines w:val="0"/>
         <w:widowControl/>
         <w:suppressLineNumbers w:val="0"/>
-        <w:rPr/>
       </w:pPr>
       <w:r>
         <w:t>RangePercentage &lt;= 10%</w:t>
@@ -5075,7 +4759,6 @@
         <w:keepLines w:val="0"/>
         <w:widowControl/>
         <w:suppressLineNumbers w:val="0"/>
-        <w:rPr/>
       </w:pPr>
       <w:r>
         <w:t>must be satisfied.</w:t>
@@ -5139,7 +4822,6 @@
         <w:keepLines w:val="0"/>
         <w:widowControl/>
         <w:suppressLineNumbers w:val="0"/>
-        <w:rPr/>
       </w:pPr>
       <w:r>
         <w:t>The Rectangle pattern is detected only when all three conditions are satisfied:</w:t>
@@ -5152,7 +4834,6 @@
         <w:keepLines w:val="0"/>
         <w:widowControl/>
         <w:suppressLineNumbers w:val="0"/>
-        <w:rPr/>
       </w:pPr>
       <w:r>
         <w:t>Condition 1 — Multiple Highs</w:t>
@@ -5165,7 +4846,6 @@
         <w:keepLines w:val="0"/>
         <w:widowControl/>
         <w:suppressLineNumbers w:val="0"/>
-        <w:rPr/>
       </w:pPr>
       <w:r>
         <w:t>HighCount &gt;= 2</w:t>
@@ -5178,7 +4858,6 @@
         <w:keepLines w:val="0"/>
         <w:widowControl/>
         <w:suppressLineNumbers w:val="0"/>
-        <w:rPr/>
       </w:pPr>
       <w:r>
         <w:t>Condition 2 — Multiple Lows</w:t>
@@ -5191,7 +4870,6 @@
         <w:keepLines w:val="0"/>
         <w:widowControl/>
         <w:suppressLineNumbers w:val="0"/>
-        <w:rPr/>
       </w:pPr>
       <w:r>
         <w:t>LowCount &gt;= 2</w:t>
@@ -5204,7 +4882,6 @@
         <w:keepLines w:val="0"/>
         <w:widowControl/>
         <w:suppressLineNumbers w:val="0"/>
-        <w:rPr/>
       </w:pPr>
       <w:r>
         <w:t>Condition 3 — Range</w:t>
@@ -5217,7 +4894,6 @@
         <w:keepLines w:val="0"/>
         <w:widowControl/>
         <w:suppressLineNumbers w:val="0"/>
-        <w:rPr/>
       </w:pPr>
       <w:r>
         <w:t>(Top - Bottom) / Bottom &lt;= 10%</w:t>
@@ -5230,7 +4906,6 @@
         <w:keepLines w:val="0"/>
         <w:widowControl/>
         <w:suppressLineNumbers w:val="0"/>
-        <w:rPr/>
       </w:pPr>
       <w:r>
         <w:t>Therefore:</w:t>
@@ -5243,7 +4918,6 @@
         <w:keepLines w:val="0"/>
         <w:widowControl/>
         <w:suppressLineNumbers w:val="0"/>
-        <w:rPr/>
       </w:pPr>
       <w:r>
         <w:t>HighCount &gt;= 2</w:t>
@@ -5256,7 +4930,6 @@
         <w:keepLines w:val="0"/>
         <w:widowControl/>
         <w:suppressLineNumbers w:val="0"/>
-        <w:rPr/>
       </w:pPr>
       <w:r>
         <w:t xml:space="preserve">        +</w:t>
@@ -5269,7 +4942,6 @@
         <w:keepLines w:val="0"/>
         <w:widowControl/>
         <w:suppressLineNumbers w:val="0"/>
-        <w:rPr/>
       </w:pPr>
       <w:r>
         <w:t>LowCount &gt;= 2</w:t>
@@ -5282,7 +4954,6 @@
         <w:keepLines w:val="0"/>
         <w:widowControl/>
         <w:suppressLineNumbers w:val="0"/>
-        <w:rPr/>
       </w:pPr>
       <w:r>
         <w:t xml:space="preserve">        +</w:t>
@@ -5295,7 +4966,6 @@
         <w:keepLines w:val="0"/>
         <w:widowControl/>
         <w:suppressLineNumbers w:val="0"/>
-        <w:rPr/>
       </w:pPr>
       <w:r>
         <w:t>Range &lt;= 10%</w:t>
@@ -5308,7 +4978,6 @@
         <w:keepLines w:val="0"/>
         <w:widowControl/>
         <w:suppressLineNumbers w:val="0"/>
-        <w:rPr/>
       </w:pPr>
       <w:r>
         <w:t xml:space="preserve">        ↓</w:t>
@@ -5321,7 +4990,6 @@
         <w:keepLines w:val="0"/>
         <w:widowControl/>
         <w:suppressLineNumbers w:val="0"/>
-        <w:rPr/>
       </w:pPr>
       <w:r>
         <w:t>Rectangle / Box Detected</w:t>
@@ -5346,339 +5014,6 @@
       <w:r>
         <w:pict>
           <v:rect id="_x0000_i1030" o:spt="1" style="height:1.5pt;width:432pt;" fillcolor="#A0A0A0" filled="t" stroked="f" coordsize="21600,21600" o:hr="t" o:hrstd="t" o:hralign="center">
-            <v:path/>
-            <v:fill on="t" focussize="0,0"/>
-            <v:stroke on="f"/>
-            <v:imagedata o:title=""/>
-            <o:lock v:ext="edit"/>
-            <w10:wrap type="none"/>
-            <w10:anchorlock/>
-          </v:rect>
-        </w:pict>
-      </w:r>
-    </w:p>
-    <w:p>
-      <w:pPr>
-        <w:pStyle w:val="15"/>
-        <w:keepNext w:val="0"/>
-        <w:keepLines w:val="0"/>
-        <w:widowControl/>
-        <w:suppressLineNumbers w:val="0"/>
-        <w:rPr>
-          <w:rFonts w:hint="default" w:ascii="Calibri" w:hAnsi="Calibri" w:cstheme="majorBidi"/>
-          <w:color w:val="2F5597" w:themeColor="accent1" w:themeShade="BF"/>
-          <w:kern w:val="0"/>
-          <w:sz w:val="28"/>
-          <w:szCs w:val="28"/>
-          <w:lang w:val="en-US" w:eastAsia="en-IN" w:bidi="ar-SA"/>
-          <w14:ligatures w14:val="none"/>
-        </w:rPr>
-      </w:pPr>
-      <w:r>
-        <w:rPr>
-          <w:rFonts w:hint="default" w:ascii="Calibri" w:hAnsi="Calibri" w:cstheme="majorBidi"/>
-          <w:color w:val="2F5597" w:themeColor="accent1" w:themeShade="BF"/>
-          <w:kern w:val="0"/>
-          <w:sz w:val="28"/>
-          <w:szCs w:val="28"/>
-          <w:lang w:val="en-US" w:eastAsia="en-IN" w:bidi="ar-SA"/>
-          <w14:ligatures w14:val="none"/>
-        </w:rPr>
-        <w:t>5.8 Bullish Breakout</w:t>
-      </w:r>
-    </w:p>
-    <w:p>
-      <w:pPr>
-        <w:keepNext w:val="0"/>
-        <w:keepLines w:val="0"/>
-        <w:widowControl/>
-        <w:suppressLineNumbers w:val="0"/>
-        <w:rPr/>
-      </w:pPr>
-      <w:r>
-        <w:t>After the Rectangle / Box formation is detected:</w:t>
-      </w:r>
-    </w:p>
-    <w:p>
-      <w:pPr>
-        <w:keepNext w:val="0"/>
-        <w:keepLines w:val="0"/>
-        <w:widowControl/>
-        <w:suppressLineNumbers w:val="0"/>
-        <w:rPr/>
-      </w:pPr>
-      <w:r>
-        <w:t>Close[t] &gt; Top</w:t>
-      </w:r>
-    </w:p>
-    <w:p>
-      <w:pPr>
-        <w:keepNext w:val="0"/>
-        <w:keepLines w:val="0"/>
-        <w:widowControl/>
-        <w:suppressLineNumbers w:val="0"/>
-        <w:rPr/>
-      </w:pPr>
-      <w:r>
-        <w:t>Then:</w:t>
-      </w:r>
-    </w:p>
-    <w:p>
-      <w:pPr>
-        <w:keepNext w:val="0"/>
-        <w:keepLines w:val="0"/>
-        <w:widowControl/>
-        <w:suppressLineNumbers w:val="0"/>
-        <w:rPr/>
-      </w:pPr>
-      <w:r>
-        <w:t>breakout = true</w:t>
-      </w:r>
-    </w:p>
-    <w:p>
-      <w:pPr>
-        <w:keepNext w:val="0"/>
-        <w:keepLines w:val="0"/>
-        <w:widowControl/>
-        <w:suppressLineNumbers w:val="0"/>
-        <w:rPr/>
-      </w:pPr>
-      <w:r>
-        <w:t>breakoutDirection = "Bullish"</w:t>
-      </w:r>
-    </w:p>
-    <w:p>
-      <w:pPr>
-        <w:keepNext w:val="0"/>
-        <w:keepLines w:val="0"/>
-        <w:widowControl/>
-        <w:suppressLineNumbers w:val="0"/>
-      </w:pPr>
-      <w:r>
-        <w:pict>
-          <v:rect id="_x0000_i1031" o:spt="1" style="height:1.5pt;width:432pt;" fillcolor="#A0A0A0" filled="t" stroked="f" coordsize="21600,21600" o:hr="t" o:hrstd="t" o:hralign="center">
-            <v:path/>
-            <v:fill on="t" focussize="0,0"/>
-            <v:stroke on="f"/>
-            <v:imagedata o:title=""/>
-            <o:lock v:ext="edit"/>
-            <w10:wrap type="none"/>
-            <w10:anchorlock/>
-          </v:rect>
-        </w:pict>
-      </w:r>
-    </w:p>
-    <w:p>
-      <w:pPr>
-        <w:pStyle w:val="3"/>
-        <w:keepNext w:val="0"/>
-        <w:keepLines w:val="0"/>
-        <w:widowControl/>
-        <w:suppressLineNumbers w:val="0"/>
-        <w:rPr>
-          <w:rFonts w:hint="default" w:ascii="Calibri" w:hAnsi="Calibri" w:cstheme="majorBidi"/>
-          <w:color w:val="2F5597" w:themeColor="accent1" w:themeShade="BF"/>
-          <w:kern w:val="0"/>
-          <w:sz w:val="28"/>
-          <w:szCs w:val="28"/>
-          <w:lang w:val="en-US" w:eastAsia="en-IN" w:bidi="ar-SA"/>
-          <w14:ligatures w14:val="none"/>
-        </w:rPr>
-      </w:pPr>
-      <w:r>
-        <w:rPr>
-          <w:rFonts w:hint="default" w:ascii="Calibri" w:hAnsi="Calibri" w:cstheme="majorBidi"/>
-          <w:color w:val="2F5597" w:themeColor="accent1" w:themeShade="BF"/>
-          <w:kern w:val="0"/>
-          <w:sz w:val="28"/>
-          <w:szCs w:val="28"/>
-          <w:lang w:val="en-US" w:eastAsia="en-IN" w:bidi="ar-SA"/>
-          <w14:ligatures w14:val="none"/>
-        </w:rPr>
-        <w:t>5.9 Bullish Breakout</w:t>
-      </w:r>
-    </w:p>
-    <w:p>
-      <w:pPr>
-        <w:keepNext w:val="0"/>
-        <w:keepLines w:val="0"/>
-        <w:widowControl/>
-        <w:suppressLineNumbers w:val="0"/>
-        <w:rPr/>
-      </w:pPr>
-      <w:r>
-        <w:t>If:</w:t>
-      </w:r>
-    </w:p>
-    <w:p>
-      <w:pPr>
-        <w:keepNext w:val="0"/>
-        <w:keepLines w:val="0"/>
-        <w:widowControl/>
-        <w:suppressLineNumbers w:val="0"/>
-        <w:rPr/>
-      </w:pPr>
-      <w:r>
-        <w:t>Close[t] &lt; Bottom</w:t>
-      </w:r>
-    </w:p>
-    <w:p>
-      <w:pPr>
-        <w:keepNext w:val="0"/>
-        <w:keepLines w:val="0"/>
-        <w:widowControl/>
-        <w:suppressLineNumbers w:val="0"/>
-        <w:rPr/>
-      </w:pPr>
-      <w:r>
-        <w:t>Then:</w:t>
-      </w:r>
-    </w:p>
-    <w:p>
-      <w:pPr>
-        <w:keepNext w:val="0"/>
-        <w:keepLines w:val="0"/>
-        <w:widowControl/>
-        <w:suppressLineNumbers w:val="0"/>
-        <w:rPr/>
-      </w:pPr>
-      <w:r>
-        <w:t>breakout = true</w:t>
-      </w:r>
-    </w:p>
-    <w:p>
-      <w:pPr>
-        <w:keepNext w:val="0"/>
-        <w:keepLines w:val="0"/>
-        <w:widowControl/>
-        <w:suppressLineNumbers w:val="0"/>
-        <w:rPr/>
-      </w:pPr>
-      <w:r>
-        <w:t>breakoutDirection = "Bearish"</w:t>
-      </w:r>
-    </w:p>
-    <w:p>
-      <w:pPr>
-        <w:keepNext w:val="0"/>
-        <w:keepLines w:val="0"/>
-        <w:widowControl/>
-        <w:suppressLineNumbers w:val="0"/>
-      </w:pPr>
-      <w:r>
-        <w:pict>
-          <v:rect id="_x0000_i1032" o:spt="1" style="height:1.5pt;width:432pt;" fillcolor="#A0A0A0" filled="t" stroked="f" coordsize="21600,21600" o:hr="t" o:hrstd="t" o:hralign="center">
-            <v:path/>
-            <v:fill on="t" focussize="0,0"/>
-            <v:stroke on="f"/>
-            <v:imagedata o:title=""/>
-            <o:lock v:ext="edit"/>
-            <w10:wrap type="none"/>
-            <w10:anchorlock/>
-          </v:rect>
-        </w:pict>
-      </w:r>
-    </w:p>
-    <w:p>
-      <w:pPr>
-        <w:pStyle w:val="15"/>
-        <w:keepNext w:val="0"/>
-        <w:keepLines w:val="0"/>
-        <w:widowControl/>
-        <w:suppressLineNumbers w:val="0"/>
-        <w:rPr>
-          <w:rFonts w:hint="default" w:ascii="Calibri" w:hAnsi="Calibri" w:cstheme="majorBidi"/>
-          <w:color w:val="2F5597" w:themeColor="accent1" w:themeShade="BF"/>
-          <w:kern w:val="0"/>
-          <w:sz w:val="28"/>
-          <w:szCs w:val="28"/>
-          <w:lang w:val="en-US" w:eastAsia="en-IN" w:bidi="ar-SA"/>
-          <w14:ligatures w14:val="none"/>
-        </w:rPr>
-      </w:pPr>
-      <w:r>
-        <w:rPr>
-          <w:rFonts w:hint="default" w:ascii="Calibri" w:hAnsi="Calibri" w:cstheme="majorBidi"/>
-          <w:color w:val="2F5597" w:themeColor="accent1" w:themeShade="BF"/>
-          <w:kern w:val="0"/>
-          <w:sz w:val="28"/>
-          <w:szCs w:val="28"/>
-          <w:lang w:val="en-US" w:eastAsia="en-IN" w:bidi="ar-SA"/>
-          <w14:ligatures w14:val="none"/>
-        </w:rPr>
-        <w:t>5.10 No Breakout</w:t>
-      </w:r>
-    </w:p>
-    <w:p>
-      <w:pPr>
-        <w:keepNext w:val="0"/>
-        <w:keepLines w:val="0"/>
-        <w:widowControl/>
-        <w:suppressLineNumbers w:val="0"/>
-        <w:rPr/>
-      </w:pPr>
-      <w:r>
-        <w:t>If the Rectangle is detected but:</w:t>
-      </w:r>
-    </w:p>
-    <w:p>
-      <w:pPr>
-        <w:keepNext w:val="0"/>
-        <w:keepLines w:val="0"/>
-        <w:widowControl/>
-        <w:suppressLineNumbers w:val="0"/>
-        <w:rPr/>
-      </w:pPr>
-      <w:r>
-        <w:t>Bottom &lt;= Close[t] &lt;= Top</w:t>
-      </w:r>
-    </w:p>
-    <w:p>
-      <w:pPr>
-        <w:keepNext w:val="0"/>
-        <w:keepLines w:val="0"/>
-        <w:widowControl/>
-        <w:suppressLineNumbers w:val="0"/>
-        <w:rPr/>
-      </w:pPr>
-      <w:r>
-        <w:t>then:</w:t>
-      </w:r>
-    </w:p>
-    <w:p>
-      <w:pPr>
-        <w:keepNext w:val="0"/>
-        <w:keepLines w:val="0"/>
-        <w:widowControl/>
-        <w:suppressLineNumbers w:val="0"/>
-        <w:rPr/>
-      </w:pPr>
-      <w:r>
-        <w:t>breakout = false</w:t>
-      </w:r>
-    </w:p>
-    <w:p>
-      <w:pPr>
-        <w:keepNext w:val="0"/>
-        <w:keepLines w:val="0"/>
-        <w:widowControl/>
-        <w:suppressLineNumbers w:val="0"/>
-        <w:rPr/>
-      </w:pPr>
-      <w:r>
-        <w:t>breakoutDirection = "None"</w:t>
-      </w:r>
-    </w:p>
-    <w:p>
-      <w:pPr>
-        <w:keepNext w:val="0"/>
-        <w:keepLines w:val="0"/>
-        <w:widowControl/>
-        <w:suppressLineNumbers w:val="0"/>
-      </w:pPr>
-      <w:r>
-        <w:pict>
-          <v:rect id="_x0000_i1033" o:spt="1" style="height:1.5pt;width:432pt;" fillcolor="#A0A0A0" filled="t" stroked="f" coordsize="21600,21600" o:hr="t" o:hrstd="t" o:hralign="center">
             <v:path/>
             <v:fill on="t" focussize="0,0"/>
             <v:stroke on="f"/>
@@ -6842,6 +6177,12 @@
             <w:insideH w:val="single" w:color="auto" w:sz="4" w:space="0"/>
             <w:insideV w:val="single" w:color="auto" w:sz="4" w:space="0"/>
           </w:tblBorders>
+          <w:tblCellMar>
+            <w:top w:w="0" w:type="dxa"/>
+            <w:left w:w="10" w:type="dxa"/>
+            <w:bottom w:w="0" w:type="dxa"/>
+            <w:right w:w="10" w:type="dxa"/>
+          </w:tblCellMar>
         </w:tblPrEx>
         <w:trPr>
           <w:tblHeader/>
@@ -8277,7 +7618,6 @@
           </w:p>
         </w:tc>
       </w:tr>
-      <w:bookmarkEnd w:id="0"/>
       <w:tr>
         <w:tblPrEx>
           <w:tblBorders>
@@ -8548,7 +7888,6 @@
                 <w:szCs w:val="20"/>
               </w:rPr>
             </w:pPr>
-            <w:bookmarkStart w:id="1" w:name="_GoBack" w:colFirst="2" w:colLast="2"/>
             <w:r>
               <w:rPr>
                 <w:rFonts w:hint="default"/>
@@ -9653,6 +8992,7 @@
     <w:basedOn w:val="11"/>
     <w:link w:val="8"/>
     <w:semiHidden/>
+    <w:qFormat/>
     <w:uiPriority w:val="9"/>
     <w:rPr>
       <w:rFonts w:eastAsiaTheme="majorEastAsia" w:cstheme="majorBidi"/>
@@ -9672,6 +9012,7 @@
     <w:basedOn w:val="11"/>
     <w:link w:val="9"/>
     <w:semiHidden/>
+    <w:qFormat/>
     <w:uiPriority w:val="9"/>
     <w:rPr>
       <w:rFonts w:eastAsiaTheme="majorEastAsia" w:cstheme="majorBidi"/>
@@ -9711,6 +9052,7 @@
     <w:name w:val="Title Char"/>
     <w:basedOn w:val="11"/>
     <w:link w:val="18"/>
+    <w:qFormat/>
     <w:uiPriority w:val="10"/>
     <w:rPr>
       <w:rFonts w:asciiTheme="majorHAnsi" w:hAnsiTheme="majorHAnsi" w:eastAsiaTheme="majorEastAsia" w:cstheme="majorBidi"/>
@@ -9771,6 +9113,7 @@
     <w:name w:val="Quote Char"/>
     <w:basedOn w:val="11"/>
     <w:link w:val="30"/>
+    <w:qFormat/>
     <w:uiPriority w:val="29"/>
     <w:rPr>
       <w:i/>

--- a/Documents/API Documents/5. Rectangle  Box Breakout Alert.docx
+++ b/Documents/API Documents/5. Rectangle  Box Breakout Alert.docx
@@ -527,25 +527,110 @@
                 <w:sz w:val="18"/>
                 <w:szCs w:val="18"/>
               </w:rPr>
-              <w:t>/api/eodanalytics/MarketAlert/Rectangle</w:t>
-            </w:r>
-            <w:bookmarkStart w:id="0" w:name="_GoBack"/>
-            <w:r>
+              <w:t>/api/eodanalytics/TechnicalScreeners/RectangleBreakout/{exchange}/{ticker?}</w:t>
+            </w:r>
+          </w:p>
+        </w:tc>
+      </w:tr>
+      <w:tr>
+        <w:tblPrEx>
+          <w:tblBorders>
+            <w:top w:val="single" w:color="auto" w:sz="4" w:space="0"/>
+            <w:left w:val="single" w:color="auto" w:sz="4" w:space="0"/>
+            <w:bottom w:val="single" w:color="auto" w:sz="4" w:space="0"/>
+            <w:right w:val="single" w:color="auto" w:sz="4" w:space="0"/>
+            <w:insideH w:val="single" w:color="auto" w:sz="4" w:space="0"/>
+            <w:insideV w:val="single" w:color="auto" w:sz="4" w:space="0"/>
+          </w:tblBorders>
+          <w:tblCellMar>
+            <w:top w:w="0" w:type="dxa"/>
+            <w:left w:w="10" w:type="dxa"/>
+            <w:bottom w:w="0" w:type="dxa"/>
+            <w:right w:w="10" w:type="dxa"/>
+          </w:tblCellMar>
+        </w:tblPrEx>
+        <w:tc>
+          <w:tcPr>
+            <w:tcW w:w="1353" w:type="dxa"/>
+            <w:tcBorders>
+              <w:top w:val="single" w:color="BFC5CD" w:sz="4" w:space="0"/>
+              <w:left w:val="single" w:color="BFC5CD" w:sz="4" w:space="0"/>
+              <w:bottom w:val="single" w:color="BFC5CD" w:sz="4" w:space="0"/>
+              <w:right w:val="single" w:color="BFC5CD" w:sz="4" w:space="0"/>
+            </w:tcBorders>
+            <w:tcMar>
+              <w:top w:w="60" w:type="dxa"/>
+              <w:left w:w="100" w:type="dxa"/>
+              <w:bottom w:w="60" w:type="dxa"/>
+              <w:right w:w="100" w:type="dxa"/>
+            </w:tcMar>
+          </w:tcPr>
+          <w:p>
+            <w:pPr>
+              <w:rPr>
+                <w:rFonts w:hint="default" w:cs="Cambria" w:asciiTheme="minorAscii" w:hAnsiTheme="minorAscii"/>
+                <w:sz w:val="18"/>
+                <w:szCs w:val="18"/>
+              </w:rPr>
+            </w:pPr>
+            <w:r>
+              <w:rPr>
+                <w:rFonts w:hint="default" w:cs="Cambria" w:asciiTheme="minorAscii" w:hAnsiTheme="minorAscii"/>
+                <w:sz w:val="18"/>
+                <w:szCs w:val="18"/>
+              </w:rPr>
+              <w:t>GET</w:t>
+            </w:r>
+          </w:p>
+        </w:tc>
+        <w:tc>
+          <w:tcPr>
+            <w:tcW w:w="7673" w:type="dxa"/>
+            <w:tcBorders>
+              <w:top w:val="single" w:color="BFC5CD" w:sz="4" w:space="0"/>
+              <w:left w:val="single" w:color="BFC5CD" w:sz="4" w:space="0"/>
+              <w:bottom w:val="single" w:color="BFC5CD" w:sz="4" w:space="0"/>
+              <w:right w:val="single" w:color="BFC5CD" w:sz="4" w:space="0"/>
+            </w:tcBorders>
+            <w:tcMar>
+              <w:top w:w="60" w:type="dxa"/>
+              <w:left w:w="100" w:type="dxa"/>
+              <w:bottom w:w="60" w:type="dxa"/>
+              <w:right w:w="100" w:type="dxa"/>
+            </w:tcMar>
+          </w:tcPr>
+          <w:p>
+            <w:pPr>
               <w:rPr>
                 <w:rFonts w:hint="default" w:eastAsia="Consolas" w:cs="Cambria" w:asciiTheme="minorAscii" w:hAnsiTheme="minorAscii"/>
                 <w:sz w:val="18"/>
                 <w:szCs w:val="18"/>
               </w:rPr>
-              <w:t>Breakout</w:t>
-            </w:r>
-            <w:bookmarkEnd w:id="0"/>
+            </w:pPr>
             <w:r>
               <w:rPr>
                 <w:rFonts w:hint="default" w:eastAsia="Consolas" w:cs="Cambria" w:asciiTheme="minorAscii" w:hAnsiTheme="minorAscii"/>
                 <w:sz w:val="18"/>
                 <w:szCs w:val="18"/>
               </w:rPr>
-              <w:t>/{exchange}/{ticker?}</w:t>
+              <w:t>/api/eodanalytics/TechnicalScreeners</w:t>
+            </w:r>
+            <w:r>
+              <w:rPr>
+                <w:rFonts w:hint="default" w:eastAsia="Consolas" w:cs="Cambria" w:asciiTheme="minorAscii" w:hAnsiTheme="minorAscii"/>
+                <w:sz w:val="18"/>
+                <w:szCs w:val="18"/>
+                <w:lang w:val="en-AU"/>
+              </w:rPr>
+              <w:t>Live</w:t>
+            </w:r>
+            <w:r>
+              <w:rPr>
+                <w:rFonts w:hint="default" w:eastAsia="Consolas" w:cs="Cambria" w:asciiTheme="minorAscii" w:hAnsiTheme="minorAscii"/>
+                <w:sz w:val="18"/>
+                <w:szCs w:val="18"/>
+              </w:rPr>
+              <w:t>/RectangleBreakout/{exchange}/{ticker?}</w:t>
             </w:r>
           </w:p>
         </w:tc>
@@ -555,6 +640,8 @@
       <w:pPr>
         <w:spacing w:after="120"/>
       </w:pPr>
+      <w:bookmarkStart w:id="0" w:name="_GoBack"/>
+      <w:bookmarkEnd w:id="0"/>
     </w:p>
     <w:p>
       <w:pPr>
@@ -2623,6 +2710,46 @@
           <w:szCs w:val="17"/>
         </w:rPr>
         <w:t xml:space="preserve">  "exchange": "NSE",</w:t>
+      </w:r>
+    </w:p>
+    <w:p>
+      <w:pPr>
+        <w:pBdr>
+          <w:left w:val="single" w:color="9CA3AF" w:sz="12" w:space="6"/>
+        </w:pBdr>
+        <w:shd w:val="clear" w:color="auto" w:fill="F3F4F6"/>
+        <w:spacing w:after="160" w:line="260" w:lineRule="auto"/>
+        <w:ind w:left="120" w:right="120"/>
+        <w:rPr>
+          <w:rFonts w:hint="default" w:ascii="Consolas" w:hAnsi="Consolas" w:eastAsia="Consolas" w:cs="Consolas"/>
+          <w:sz w:val="17"/>
+          <w:szCs w:val="17"/>
+        </w:rPr>
+      </w:pPr>
+      <w:r>
+        <w:rPr>
+          <w:rFonts w:hint="default" w:ascii="Consolas" w:hAnsi="Consolas" w:eastAsia="Consolas" w:cs="Consolas"/>
+          <w:sz w:val="17"/>
+          <w:szCs w:val="17"/>
+        </w:rPr>
+        <w:t xml:space="preserve">  "</w:t>
+      </w:r>
+      <w:r>
+        <w:rPr>
+          <w:rFonts w:hint="default" w:ascii="Consolas" w:hAnsi="Consolas" w:eastAsia="Consolas" w:cs="Consolas"/>
+          <w:sz w:val="17"/>
+          <w:szCs w:val="17"/>
+          <w:lang w:val="en-AU"/>
+        </w:rPr>
+        <w:t>ltd</w:t>
+      </w:r>
+      <w:r>
+        <w:rPr>
+          <w:rFonts w:hint="default" w:ascii="Consolas" w:hAnsi="Consolas" w:eastAsia="Consolas" w:cs="Consolas"/>
+          <w:sz w:val="17"/>
+          <w:szCs w:val="17"/>
+        </w:rPr>
+        <w:t>": "",</w:t>
       </w:r>
     </w:p>
     <w:p>
